--- a/Ai.docx
+++ b/Ai.docx
@@ -90,7 +90,35 @@
         <w:rPr>
           <w:lang w:val="en-US"/>
         </w:rPr>
-        <w:t>problem solving,logical thinking,analyz , visual)</w:t>
+        <w:t xml:space="preserve">problem </w:t>
+      </w:r>
+      <w:proofErr w:type="spellStart"/>
+      <w:r>
+        <w:rPr>
+          <w:lang w:val="en-US"/>
+        </w:rPr>
+        <w:t>solving,logical</w:t>
+      </w:r>
+      <w:proofErr w:type="spellEnd"/>
+      <w:r>
+        <w:rPr>
+          <w:lang w:val="en-US"/>
+        </w:rPr>
+        <w:t xml:space="preserve"> </w:t>
+      </w:r>
+      <w:proofErr w:type="spellStart"/>
+      <w:r>
+        <w:rPr>
+          <w:lang w:val="en-US"/>
+        </w:rPr>
+        <w:t>thinking,analyz</w:t>
+      </w:r>
+      <w:proofErr w:type="spellEnd"/>
+      <w:r>
+        <w:rPr>
+          <w:lang w:val="en-US"/>
+        </w:rPr>
+        <w:t xml:space="preserve"> , visual)</w:t>
       </w:r>
     </w:p>
     <w:p>
@@ -213,16 +241,8 @@
         <w:rPr>
           <w:lang w:val="en-US"/>
         </w:rPr>
-        <w:t>(output-binary and multi class) regression (output -</w:t>
-      </w:r>
-      <w:proofErr w:type="gramStart"/>
-      <w:r>
-        <w:rPr>
-          <w:lang w:val="en-US"/>
-        </w:rPr>
-        <w:t>numerical )</w:t>
-      </w:r>
-      <w:proofErr w:type="gramEnd"/>
+        <w:t>(output-binary and multi class) regression (output -numerical )</w:t>
+      </w:r>
     </w:p>
     <w:p>
       <w:pPr>
@@ -254,27 +274,13 @@
         <w:rPr>
           <w:lang w:val="en-US"/>
         </w:rPr>
-        <w:t xml:space="preserve">(only input </w:t>
-      </w:r>
-      <w:proofErr w:type="gramStart"/>
-      <w:r>
-        <w:rPr>
-          <w:lang w:val="en-US"/>
-        </w:rPr>
-        <w:t>value</w:t>
-      </w:r>
-      <w:r>
-        <w:rPr>
-          <w:lang w:val="en-US"/>
-        </w:rPr>
-        <w:t xml:space="preserve"> ,</w:t>
-      </w:r>
-      <w:proofErr w:type="gramEnd"/>
-      <w:r>
-        <w:rPr>
-          <w:lang w:val="en-US"/>
-        </w:rPr>
-        <w:t xml:space="preserve"> prediction is not happening</w:t>
+        <w:t>(only input value</w:t>
+      </w:r>
+      <w:r>
+        <w:rPr>
+          <w:lang w:val="en-US"/>
+        </w:rPr>
+        <w:t xml:space="preserve"> , prediction is not happening</w:t>
       </w:r>
       <w:r>
         <w:rPr>
@@ -306,75 +312,19 @@
         <w:rPr>
           <w:lang w:val="en-US"/>
         </w:rPr>
-        <w:t>(</w:t>
-      </w:r>
-      <w:proofErr w:type="gramStart"/>
-      <w:r>
-        <w:rPr>
-          <w:lang w:val="en-US"/>
-        </w:rPr>
-        <w:t>Grouping  ,</w:t>
-      </w:r>
-      <w:proofErr w:type="gramEnd"/>
-      <w:r>
-        <w:rPr>
-          <w:lang w:val="en-US"/>
-        </w:rPr>
-        <w:t xml:space="preserve"> after grouping predict by supervised </w:t>
-      </w:r>
-      <w:proofErr w:type="gramStart"/>
-      <w:r>
-        <w:rPr>
-          <w:lang w:val="en-US"/>
-        </w:rPr>
-        <w:t>learning )</w:t>
-      </w:r>
-      <w:proofErr w:type="gramEnd"/>
-      <w:r>
-        <w:rPr>
-          <w:lang w:val="en-US"/>
-        </w:rPr>
-        <w:t xml:space="preserve"> </w:t>
-      </w:r>
-      <w:r>
-        <w:rPr>
-          <w:lang w:val="en-US"/>
-        </w:rPr>
-        <w:t xml:space="preserve">and dimensionality </w:t>
-      </w:r>
-      <w:proofErr w:type="gramStart"/>
-      <w:r>
-        <w:rPr>
-          <w:lang w:val="en-US"/>
-        </w:rPr>
-        <w:t>reduction</w:t>
-      </w:r>
-      <w:r>
-        <w:rPr>
-          <w:lang w:val="en-US"/>
-        </w:rPr>
-        <w:t>(</w:t>
-      </w:r>
-      <w:proofErr w:type="gramEnd"/>
-      <w:r>
-        <w:rPr>
-          <w:lang w:val="en-US"/>
-        </w:rPr>
-        <w:t xml:space="preserve">nothing but sinking the </w:t>
-      </w:r>
-      <w:proofErr w:type="gramStart"/>
-      <w:r>
-        <w:rPr>
-          <w:lang w:val="en-US"/>
-        </w:rPr>
-        <w:t>column ,</w:t>
-      </w:r>
-      <w:proofErr w:type="gramEnd"/>
-      <w:r>
-        <w:rPr>
-          <w:lang w:val="en-US"/>
-        </w:rPr>
-        <w:t xml:space="preserve">  after sinking predication is possible by supervised learning)</w:t>
+        <w:t xml:space="preserve">(Grouping  , after grouping predict by supervised learning ) </w:t>
+      </w:r>
+      <w:r>
+        <w:rPr>
+          <w:lang w:val="en-US"/>
+        </w:rPr>
+        <w:t>and dimensionality reduction</w:t>
+      </w:r>
+      <w:r>
+        <w:rPr>
+          <w:lang w:val="en-US"/>
+        </w:rPr>
+        <w:t>(nothing but sinking the column ,  after sinking predication is possible by supervised learning)</w:t>
       </w:r>
     </w:p>
     <w:p>
@@ -433,39 +383,17 @@
           <w:lang w:val="en-US"/>
         </w:rPr>
       </w:pPr>
-      <w:proofErr w:type="gramStart"/>
-      <w:r>
-        <w:rPr>
-          <w:lang w:val="en-US"/>
-        </w:rPr>
-        <w:t>Deep  learning</w:t>
-      </w:r>
-      <w:proofErr w:type="gramEnd"/>
-      <w:r>
-        <w:rPr>
-          <w:lang w:val="en-US"/>
-        </w:rPr>
-        <w:t xml:space="preserve">  </w:t>
-      </w:r>
-      <w:proofErr w:type="gramStart"/>
-      <w:r>
-        <w:rPr>
-          <w:lang w:val="en-US"/>
-        </w:rPr>
-        <w:t xml:space="preserve">-  </w:t>
-      </w:r>
-      <w:r>
-        <w:rPr>
-          <w:lang w:val="en-US"/>
-        </w:rPr>
-        <w:t>learn</w:t>
-      </w:r>
-      <w:proofErr w:type="gramEnd"/>
-      <w:r>
-        <w:rPr>
-          <w:lang w:val="en-US"/>
-        </w:rPr>
-        <w:t xml:space="preserve"> with neural networks</w:t>
+      <w:r>
+        <w:rPr>
+          <w:lang w:val="en-US"/>
+        </w:rPr>
+        <w:t xml:space="preserve">Deep  learning  -  </w:t>
+      </w:r>
+      <w:r>
+        <w:rPr>
+          <w:lang w:val="en-US"/>
+        </w:rPr>
+        <w:t>learn with neural networks</w:t>
       </w:r>
       <w:r>
         <w:t xml:space="preserve"> </w:t>
@@ -521,7 +449,6 @@
           <w:lang w:val="en-US"/>
         </w:rPr>
       </w:pPr>
-      <w:proofErr w:type="gramStart"/>
       <w:r>
         <w:rPr>
           <w:lang w:val="en-US"/>
@@ -539,52 +466,44 @@
           <w:b/>
           <w:bCs/>
         </w:rPr>
-        <w:t> Convolutional</w:t>
-      </w:r>
-      <w:proofErr w:type="gramEnd"/>
+        <w:t> Convolutional Neural</w:t>
+      </w:r>
       <w:r>
         <w:rPr>
           <w:b/>
           <w:bCs/>
         </w:rPr>
-        <w:t xml:space="preserve"> Neural</w:t>
+        <w:t xml:space="preserve"> </w:t>
       </w:r>
       <w:r>
         <w:rPr>
           <w:b/>
           <w:bCs/>
         </w:rPr>
-        <w:t xml:space="preserve"> </w:t>
+        <w:t>Network</w:t>
       </w:r>
       <w:r>
         <w:rPr>
           <w:b/>
           <w:bCs/>
         </w:rPr>
-        <w:t>Network</w:t>
-      </w:r>
+        <w:t>) images and videos  (</w:t>
+      </w:r>
+      <w:proofErr w:type="spellStart"/>
       <w:r>
         <w:rPr>
           <w:b/>
           <w:bCs/>
         </w:rPr>
-        <w:t xml:space="preserve">) images and </w:t>
-      </w:r>
-      <w:proofErr w:type="gramStart"/>
+        <w:t>unstrucatred</w:t>
+      </w:r>
+      <w:proofErr w:type="spellEnd"/>
       <w:r>
         <w:rPr>
           <w:b/>
           <w:bCs/>
         </w:rPr>
-        <w:t>videos  (</w:t>
-      </w:r>
-      <w:proofErr w:type="gramEnd"/>
-      <w:r>
-        <w:rPr>
-          <w:b/>
-          <w:bCs/>
-        </w:rPr>
-        <w:t>unstrucatred data)</w:t>
+        <w:t xml:space="preserve"> data)</w:t>
       </w:r>
     </w:p>
     <w:p>
@@ -598,7 +517,6 @@
           <w:lang w:val="en-US"/>
         </w:rPr>
       </w:pPr>
-      <w:proofErr w:type="gramStart"/>
       <w:r>
         <w:rPr>
           <w:lang w:val="en-US"/>
@@ -611,7 +529,6 @@
         </w:rPr>
         <w:t>(</w:t>
       </w:r>
-      <w:proofErr w:type="gramEnd"/>
       <w:r>
         <w:rPr>
           <w:b/>
@@ -638,7 +555,6 @@
           <w:lang w:val="en-US"/>
         </w:rPr>
       </w:pPr>
-      <w:proofErr w:type="gramStart"/>
       <w:r>
         <w:rPr>
           <w:lang w:val="en-US"/>
@@ -651,7 +567,6 @@
         </w:rPr>
         <w:t>(</w:t>
       </w:r>
-      <w:proofErr w:type="gramEnd"/>
       <w:r>
         <w:rPr>
           <w:b/>
@@ -678,14 +593,12 @@
           <w:lang w:val="en-US"/>
         </w:rPr>
       </w:pPr>
-      <w:proofErr w:type="gramStart"/>
       <w:r>
         <w:rPr>
           <w:lang w:val="en-US"/>
         </w:rPr>
         <w:t>GRU(</w:t>
       </w:r>
-      <w:proofErr w:type="gramEnd"/>
       <w:r>
         <w:rPr>
           <w:b/>
@@ -731,11 +644,19 @@
           <w:lang w:val="en-US"/>
         </w:rPr>
       </w:pPr>
-      <w:r>
-        <w:rPr>
-          <w:lang w:val="en-US"/>
-        </w:rPr>
-        <w:t xml:space="preserve">Nlp is uses to know </w:t>
+      <w:proofErr w:type="spellStart"/>
+      <w:r>
+        <w:rPr>
+          <w:lang w:val="en-US"/>
+        </w:rPr>
+        <w:t>Nlp</w:t>
+      </w:r>
+      <w:proofErr w:type="spellEnd"/>
+      <w:r>
+        <w:rPr>
+          <w:lang w:val="en-US"/>
+        </w:rPr>
+        <w:t xml:space="preserve"> is uses to know </w:t>
       </w:r>
       <w:r>
         <w:rPr>
@@ -769,6 +690,27 @@
           <w:lang w:val="en-US"/>
         </w:rPr>
       </w:pPr>
+      <w:r>
+        <w:rPr>
+          <w:lang w:val="en-US"/>
+        </w:rPr>
+        <w:lastRenderedPageBreak/>
+        <w:t xml:space="preserve">Hi am </w:t>
+      </w:r>
+      <w:proofErr w:type="spellStart"/>
+      <w:r>
+        <w:rPr>
+          <w:lang w:val="en-US"/>
+        </w:rPr>
+        <w:t>abhi</w:t>
+      </w:r>
+      <w:proofErr w:type="spellEnd"/>
+      <w:r>
+        <w:rPr>
+          <w:lang w:val="en-US"/>
+        </w:rPr>
+        <w:t xml:space="preserve"> I don’t know how to create anything</w:t>
+      </w:r>
     </w:p>
     <w:p>
       <w:r>
@@ -802,11 +744,9 @@
       </w:r>
     </w:p>
     <w:p>
-      <w:proofErr w:type="gramStart"/>
       <w:r>
         <w:t>Else :</w:t>
       </w:r>
-      <w:proofErr w:type="gramEnd"/>
     </w:p>
     <w:p>
       <w:r>
@@ -828,31 +768,15 @@
         </w:rPr>
       </w:pPr>
       <w:r>
-        <w:t>If (x%</w:t>
-      </w:r>
-      <w:proofErr w:type="gramStart"/>
-      <w:r>
-        <w:t xml:space="preserve">2 </w:t>
-      </w:r>
-      <w:r>
-        <w:t>!</w:t>
-      </w:r>
-      <w:proofErr w:type="gramEnd"/>
-      <w:r>
-        <w:t>=0)</w:t>
-      </w:r>
-    </w:p>
-    <w:p>
-      <w:r>
-        <w:t xml:space="preserve">n % </w:t>
-      </w:r>
-      <w:proofErr w:type="gramStart"/>
-      <w:r>
-        <w:t>2 !</w:t>
-      </w:r>
-      <w:proofErr w:type="gramEnd"/>
-      <w:r>
-        <w:t>= 0 reads as "the remainder is not zero" — i.e., n is odd</w:t>
+        <w:t xml:space="preserve">If (x%2 </w:t>
+      </w:r>
+      <w:r>
+        <w:t>!=0)</w:t>
+      </w:r>
+    </w:p>
+    <w:p>
+      <w:r>
+        <w:t>n % 2 != 0 reads as "the remainder is not zero" — i.e., n is odd</w:t>
       </w:r>
     </w:p>
     <w:p/>

--- a/Ai.docx
+++ b/Ai.docx
@@ -90,35 +90,7 @@
         <w:rPr>
           <w:lang w:val="en-US"/>
         </w:rPr>
-        <w:t xml:space="preserve">problem </w:t>
-      </w:r>
-      <w:proofErr w:type="spellStart"/>
-      <w:r>
-        <w:rPr>
-          <w:lang w:val="en-US"/>
-        </w:rPr>
-        <w:t>solving,logical</w:t>
-      </w:r>
-      <w:proofErr w:type="spellEnd"/>
-      <w:r>
-        <w:rPr>
-          <w:lang w:val="en-US"/>
-        </w:rPr>
-        <w:t xml:space="preserve"> </w:t>
-      </w:r>
-      <w:proofErr w:type="spellStart"/>
-      <w:r>
-        <w:rPr>
-          <w:lang w:val="en-US"/>
-        </w:rPr>
-        <w:t>thinking,analyz</w:t>
-      </w:r>
-      <w:proofErr w:type="spellEnd"/>
-      <w:r>
-        <w:rPr>
-          <w:lang w:val="en-US"/>
-        </w:rPr>
-        <w:t xml:space="preserve"> , visual)</w:t>
+        <w:t>problem solving,logical thinking,analyz , visual)</w:t>
       </w:r>
     </w:p>
     <w:p>
@@ -487,23 +459,7 @@
           <w:b/>
           <w:bCs/>
         </w:rPr>
-        <w:t>) images and videos  (</w:t>
-      </w:r>
-      <w:proofErr w:type="spellStart"/>
-      <w:r>
-        <w:rPr>
-          <w:b/>
-          <w:bCs/>
-        </w:rPr>
-        <w:t>unstrucatred</w:t>
-      </w:r>
-      <w:proofErr w:type="spellEnd"/>
-      <w:r>
-        <w:rPr>
-          <w:b/>
-          <w:bCs/>
-        </w:rPr>
-        <w:t xml:space="preserve"> data)</w:t>
+        <w:t>) images and videos  (unstrucatred data)</w:t>
       </w:r>
     </w:p>
     <w:p>
@@ -644,19 +600,11 @@
           <w:lang w:val="en-US"/>
         </w:rPr>
       </w:pPr>
-      <w:proofErr w:type="spellStart"/>
-      <w:r>
-        <w:rPr>
-          <w:lang w:val="en-US"/>
-        </w:rPr>
-        <w:t>Nlp</w:t>
-      </w:r>
-      <w:proofErr w:type="spellEnd"/>
-      <w:r>
-        <w:rPr>
-          <w:lang w:val="en-US"/>
-        </w:rPr>
-        <w:t xml:space="preserve"> is uses to know </w:t>
+      <w:r>
+        <w:rPr>
+          <w:lang w:val="en-US"/>
+        </w:rPr>
+        <w:t xml:space="preserve">Nlp is uses to know </w:t>
       </w:r>
       <w:r>
         <w:rPr>
@@ -695,21 +643,27 @@
           <w:lang w:val="en-US"/>
         </w:rPr>
         <w:lastRenderedPageBreak/>
-        <w:t xml:space="preserve">Hi am </w:t>
-      </w:r>
-      <w:proofErr w:type="spellStart"/>
-      <w:r>
-        <w:rPr>
-          <w:lang w:val="en-US"/>
-        </w:rPr>
-        <w:t>abhi</w:t>
-      </w:r>
-      <w:proofErr w:type="spellEnd"/>
-      <w:r>
-        <w:rPr>
-          <w:lang w:val="en-US"/>
-        </w:rPr>
-        <w:t xml:space="preserve"> I don’t know how to create anything</w:t>
+        <w:t>Hi am abhi I don’t know how to create anything</w:t>
+      </w:r>
+    </w:p>
+    <w:p>
+      <w:pPr>
+        <w:rPr>
+          <w:lang w:val="en-US"/>
+        </w:rPr>
+      </w:pPr>
+    </w:p>
+    <w:p>
+      <w:pPr>
+        <w:rPr>
+          <w:lang w:val="en-US"/>
+        </w:rPr>
+      </w:pPr>
+      <w:r>
+        <w:rPr>
+          <w:lang w:val="en-US"/>
+        </w:rPr>
+        <w:t>Fmalfknnjkfndjkngjknjb ajkn</w:t>
       </w:r>
     </w:p>
     <w:p>
